--- a/중국어_대화문/6부_docx/6부_11화_반송된_편지.docx
+++ b/중국어_대화문/6부_docx/6부_11화_반송된_편지.docx
@@ -18,7 +18,7 @@
         <w:t>등장인물:</w:t>
       </w:r>
       <w:r>
-        <w:t xml:space="preserve"> 쑤민 苏敏(46세, 변호사 자격이 취소된 '공민 대리인', 잉훠 창구 운영자) / 샤오신 小辛(29세, 잉훠 오래된 자원활동가) / 샤오위안 肖远(50세, 잉훠 동료, 자격을 잃은 전직 변호사) / 덩펑즈 邓凤芝(60대 후반, 국면3창 퇴직 여공, 잉훠 자원활동가) / 아닝 阿宁(36세, 잉훠 자원활동가, 약국 근무를 마치고 저녁에 합류) / 메이뤄란 梅若兰(84세, 은퇴한 변호사협회 비서장) / 쑹 경관 宋警官(50대 중반, 창촨시 공안국 국내안전보위 지대 요원) / 회색 점퍼 灰夹克(20대 후반, 따라붙는 '일상 관심' 요원) / 영업원 营业员(30대, 화이인가 우체국 창구 직원) / 배달원 投递员(40대, 녹색 전동차로 창구 골목을 도는 우편 배달원) / 루 할머니 卢奶奶(90대 후반, 쑤민의 집주인, 화이인가 6층)</w:t>
+        <w:t xml:space="preserve"> 쑤민 苏敏(47세, 변호사 자격이 취소된 '공민 대리인', 잉훠 창구 운영자) / 샤오신 小辛(30세, 잉훠 오래된 자원활동가) / 샤오위안 肖远(51세, 잉훠 동료, 자격을 잃은 전직 변호사) / 덩펑즈 邓凤芝(60대 후반, 국면3창 퇴직 여공, 잉훠 자원활동가) / 아닝 阿宁(36세, 잉훠 자원활동가, 약국 근무를 마치고 저녁에 합류) / 메이뤄란 梅若兰(84세, 은퇴한 변호사협회 비서장) / 쑹 경관 宋警官(50대 중반, 창촨시 공안국 국내안전보위 지대 요원) / 회색 점퍼 灰夹克(20대 후반, 따라붙는 '일상 관심' 요원) / 영업원 营业员(30대, 화이인가 우체국 창구 직원) / 배달원 投递员(40대, 녹색 전동차로 창구 골목을 도는 우편 배달원) / 루 할머니 卢奶奶(90대 후반, 쑤민의 집주인, 화이인가 6층)</w:t>
       </w:r>
     </w:p>
     <w:p>
@@ -29,7 +29,7 @@
         <w:t>배경:</w:t>
       </w:r>
       <w:r>
-        <w:t xml:space="preserve"> [쑤민 시점] 2032년 11월 22일(월)부터 11월 25일(목)까지. 6부 10화에서 11월 18~19일 비공개 확대회의가 끝난 뒤, 11월 22일 오후 메이뤄란이 청시의 병실로 '쑤민이 어젯밤부터 중앙위원 명단을 베끼고 있다'고 전화한 바로 그 시각이 이 화의 둘째 장면이다. 쑤민은 11월 26일(금) 중앙위원회 전체회의를 나흘 앞두고, 중앙위원 전원(5부 12화에서 새 중앙위가 꾸려질 때의 정원 205명, 선즈위안과 웨이창펑 두 후보 포함)에게 한 글자도 다르지 않은 손편지를 쓴다. 요구는 '누가 당선되든 지정거소를 취소하라' 한 줄뿐이고, 답신도 약속도 받지 않는다는 6부 5화의 논리 그대로다. 11월 23일(화) 오전 화이인가 우체국에서 205통을 등기 한 장의 총명세서로 부치고, 11월 24일(수) 베이징 전체회의 회무조가 규정을 들어 거의 전부를 당일 돌려보내, 11월 25일(목) 아침 배달원이 204통을 한 자루에 담아 온다. 남은 한 통이 누구에게 간 것인지, 받았는지 잃었는지 쑤민은 이 화에서 확인하지 않는다. 쑤민은 선즈위안이 11월 19일 회의에서 한 마지막 발언의 내용을 알지 못한다. 11월 24일 밤 샤오위안이 읽어 주는 공개 대장 부록의 한 줄(두 후보의 지정거소 의견서가 각각 기록에 들어갔고, 조문 서신 네 통이 발송되었다는 사실)만 알며, 당선자가 100일 안에 표결에 올리기로 한 약속은 모른다. 다이이판과 쉬둬둬는 10월 12일 이후 돌아오지 않았고 후벽의 의자는 비어 있으며, 조카 두두의 불합격 통보도 그대로 남아 있다. 쑤민은 영웅이 아니다. 밤새 손에 쥐가 나고, 동료에게 돌아갈 비용을 계산하고, 반송이 오히려 안전하다는 것도 안다. 두 주인공은 마주치지 않는다. 새 설정: 가상의 『전체회의 기간 위원 우편 전달 방법』(회무조는 조직 경로 밖의 우편을 대리 수령하지 않고 반송한다), 205통을 한 장의 총명세서로 부치는 등기와 우체국의 퇴회 교접단(204건), 쑤민이 보관하는 편지 한 부의 사본이다. 이 화의 기관·문서·인물은 모두 가상이다.</w:t>
+        <w:t xml:space="preserve"> [쑤민 시점] 2032년 11월 22일(월)부터 11월 25일(목)까지. 6부 10화에서 11월 18~19일 비공개 확대회의가 끝난 뒤, 11월 22일 오후 메이뤄란이 청시의 병실로 '쑤민이 어젯밤부터 중앙위원 명단을 베끼고 있다'고 전화한 바로 그 시각이 이 화의 둘째 장면이다. 쑤민은 11월 26일(금) 중앙위원회 전체회의를 나흘 앞두고, 중앙위원 전원(5부 12화에서 새 중앙위가 꾸려질 때의 정원 205명, 선즈위안과 웨이창펑 두 후보 포함)에게 한 글자도 다르지 않은 손편지를 쓴다. 요구는 '누가 당선되든 지정거소를 취소하라' 한 줄뿐이고, 답신도 약속도 받지 않는다는 6부 5화의 논리 그대로다. 11월 23일(화) 오전 화이인가 우체국에서 205통을 등기 한 장의 총명세서로 부치고, 11월 24일(수) 베이징 전체회의 회무조가 규정을 들어 거의 전부를 당일 돌려보내, 11월 25일(목) 아침 배달원이 204통을 한 자루에 담아 온다. 남은 한 통이 누구에게 간 것인지, 받았는지 잃었는지 쑤민은 이 화에서 확인하지 않는다. 쑤민은 선즈위안이 11월 19일 회의에서 한 마지막 발언의 내용을 알지 못한다. 11월 24일 밤 샤오위안이 읽어 주는 공개 대장 부록의 한 줄(두 후보의 지정거소 의견서가 각각 기록에 들어갔고, 조문 서신 네 통이 발송되었다는 사실)만 알며, 당선자가 100일 안에 표결에 올리기로 한 약속은 모른다. 다이이판과 쉬둬둬는 10월 12일 이후 돌아오지 않았고 후벽의 의자는 비어 있으며, 조카 더우더우의 불합격 통보도 그대로 남아 있다. 쑤민은 영웅이 아니다. 밤새 손에 쥐가 나고, 동료에게 돌아갈 비용을 계산하고, 반송이 오히려 안전하다는 것도 안다. 두 주인공은 마주치지 않는다. 새 설정: 가상의 『전체회의 기간 위원 우편 전달 방법』(회무조는 조직 경로 밖의 우편을 대리 수령하지 않고 반송한다), 205통을 한 장의 총명세서로 부치는 등기와 우체국의 퇴회 교접단(204건), 쑤민이 보관하는 편지 한 부의 사본이다. 이 화의 기관·문서·인물은 모두 가상이다.</w:t>
       </w:r>
     </w:p>
     <w:p>
